--- a/public/Hoo Jun Zhe_resume.docx
+++ b/public/Hoo Jun Zhe_resume.docx
@@ -3049,7 +3049,7 @@
           <w:szCs w:val="20"/>
           <w:rtl w:val="0"/>
         </w:rPr>
-        <w:t xml:space="preserve">Jira, Confluence, Figma, Agile methodology, Process mapping,  Microsoft Excel and PowerPoint</w:t>
+        <w:t xml:space="preserve">Jira, Confluence, Figma, Agile methodology, Process mapping,  Microsoft Excel and PowerPoint, Generative AI tools.</w:t>
       </w:r>
       <w:r>
         <w:rPr>

--- a/public/Hoo Jun Zhe_resume.docx
+++ b/public/Hoo Jun Zhe_resume.docx
@@ -1693,7 +1693,7 @@
               </w:rPr>
               <w:br w:type="textWrapping"/>
               <w:br w:type="textWrapping"/>
-              <w:t xml:space="preserve">Malayan Banking Berhad –  </w:t>
+              <w:t xml:space="preserve">Malayan Banking Berhad  –  </w:t>
             </w:r>
             <w:r>
               <w:rPr>
@@ -2243,14 +2243,14 @@
                 <w:bCs w:val="1"/>
                 <w:rtl w:val="0"/>
               </w:rPr>
-              <w:t xml:space="preserve">VeecoTech Web &amp; E-Commerce – </w:t>
-            </w:r>
-            <w:r>
-              <w:rPr>
-                <w:rFonts w:ascii="Times New Roman" w:cs="Times New Roman" w:eastAsia="Times New Roman" w:hAnsi="Times New Roman"/>
-                <w:rtl w:val="0"/>
-              </w:rPr>
-              <w:t xml:space="preserve">Web Intern</w:t>
+              <w:t xml:space="preserve">VeecoTech  – </w:t>
+            </w:r>
+            <w:r>
+              <w:rPr>
+                <w:rFonts w:ascii="Times New Roman" w:cs="Times New Roman" w:eastAsia="Times New Roman" w:hAnsi="Times New Roman"/>
+                <w:rtl w:val="0"/>
+              </w:rPr>
+              <w:t xml:space="preserve">Web Development Intern</w:t>
             </w:r>
           </w:p>
           <w:p>
@@ -3316,7 +3316,7 @@
                 <w:szCs w:val="20"/>
                 <w:rtl w:val="0"/>
               </w:rPr>
-              <w:t xml:space="preserve">Name: Ms. Nur Fara’ain Binti Ebbie Izman</w:t>
+              <w:t xml:space="preserve">Name: Ms. Nur Fara’ain</w:t>
             </w:r>
           </w:p>
           <w:p>

--- a/public/Hoo Jun Zhe_resume.docx
+++ b/public/Hoo Jun Zhe_resume.docx
@@ -617,12 +617,12 @@
         <w:tblLook w:val="0600"/>
       </w:tblPr>
       <w:tblGrid>
-        <w:gridCol w:w="7935"/>
-        <w:gridCol w:w="2505"/>
+        <w:gridCol w:w="7890"/>
+        <w:gridCol w:w="2550"/>
         <w:tblGridChange w:id="0">
           <w:tblGrid>
-            <w:gridCol w:w="7935"/>
-            <w:gridCol w:w="2505"/>
+            <w:gridCol w:w="7890"/>
+            <w:gridCol w:w="2550"/>
           </w:tblGrid>
         </w:tblGridChange>
       </w:tblGrid>
@@ -698,6 +698,7 @@
                 <w:rtl w:val="0"/>
               </w:rPr>
               <w:t xml:space="preserve">Business Consultant</w:t>
+              <w:br w:type="textWrapping"/>
             </w:r>
             <w:r>
               <w:rPr>
@@ -1279,6 +1280,7 @@
                 <w:rtl w:val="0"/>
               </w:rPr>
               <w:t xml:space="preserve">Software Support Engineer</w:t>
+              <w:br w:type="textWrapping"/>
             </w:r>
           </w:p>
           <w:p>
@@ -1668,30 +1670,15 @@
             <w:pPr>
               <w:rPr>
                 <w:rFonts w:ascii="Times New Roman" w:cs="Times New Roman" w:eastAsia="Times New Roman" w:hAnsi="Times New Roman"/>
+              </w:rPr>
+            </w:pPr>
+            <w:r>
+              <w:rPr>
+                <w:rFonts w:ascii="Times New Roman" w:cs="Times New Roman" w:eastAsia="Times New Roman" w:hAnsi="Times New Roman"/>
                 <w:b w:val="1"/>
                 <w:bCs w:val="1"/>
-              </w:rPr>
-            </w:pPr>
-            <w:r>
-              <w:rPr>
-                <w:rtl w:val="0"/>
-              </w:rPr>
-            </w:r>
-          </w:p>
-          <w:p>
-            <w:pPr>
-              <w:rPr>
-                <w:rFonts w:ascii="Times New Roman" w:cs="Times New Roman" w:eastAsia="Times New Roman" w:hAnsi="Times New Roman"/>
-              </w:rPr>
-            </w:pPr>
-            <w:r>
-              <w:rPr>
-                <w:rFonts w:ascii="Times New Roman" w:cs="Times New Roman" w:eastAsia="Times New Roman" w:hAnsi="Times New Roman"/>
-                <w:b w:val="1"/>
-                <w:bCs w:val="1"/>
-                <w:rtl w:val="0"/>
-              </w:rPr>
-              <w:br w:type="textWrapping"/>
+                <w:rtl w:val="0"/>
+              </w:rPr>
               <w:br w:type="textWrapping"/>
               <w:t xml:space="preserve">Malayan Banking Berhad  –  </w:t>
             </w:r>
@@ -1701,6 +1688,7 @@
                 <w:rtl w:val="0"/>
               </w:rPr>
               <w:t xml:space="preserve">Software Developer</w:t>
+              <w:br w:type="textWrapping"/>
             </w:r>
           </w:p>
           <w:p>
@@ -1883,8 +1871,12 @@
             </w:pPr>
             <w:r>
               <w:rPr>
-                <w:rtl w:val="0"/>
-              </w:rPr>
+                <w:rFonts w:ascii="Times New Roman" w:cs="Times New Roman" w:eastAsia="Times New Roman" w:hAnsi="Times New Roman"/>
+                <w:sz w:val="20"/>
+                <w:szCs w:val="20"/>
+                <w:rtl w:val="0"/>
+              </w:rPr>
+              <w:br w:type="textWrapping"/>
             </w:r>
           </w:p>
         </w:tc>
@@ -2255,368 +2247,48 @@
           </w:p>
           <w:p>
             <w:pPr>
-              <w:keepNext w:val="0"/>
-              <w:keepLines w:val="0"/>
-              <w:pageBreakBefore w:val="0"/>
-              <w:widowControl w:val="1"/>
-              <w:numPr>
-                <w:ilvl w:val="0"/>
-                <w:numId w:val="5"/>
-              </w:numPr>
-              <w:pBdr>
-                <w:top w:space="0" w:sz="0" w:val="nil"/>
-                <w:left w:space="0" w:sz="0" w:val="nil"/>
-                <w:bottom w:space="0" w:sz="0" w:val="nil"/>
-                <w:right w:space="0" w:sz="0" w:val="nil"/>
-                <w:between w:space="0" w:sz="0" w:val="nil"/>
-              </w:pBdr>
-              <w:shd w:fill="auto" w:val="clear"/>
-              <w:spacing w:after="0" w:before="0" w:line="276" w:lineRule="auto"/>
-              <w:ind w:left="720" w:right="0" w:hanging="360"/>
-              <w:jc w:val="left"/>
-              <w:rPr>
-                <w:b w:val="0"/>
-                <w:bCs w:val="0"/>
-                <w:i w:val="0"/>
-                <w:iCs w:val="0"/>
-                <w:smallCaps w:val="0"/>
-                <w:strike w:val="0"/>
-                <w:color w:val="000000"/>
-                <w:sz w:val="20"/>
-                <w:szCs w:val="20"/>
-                <w:u w:val="none"/>
-                <w:shd w:fill="auto" w:val="clear"/>
-                <w:vertAlign w:val="baseline"/>
-              </w:rPr>
-            </w:pPr>
-            <w:r>
-              <w:rPr>
-                <w:rFonts w:ascii="Times New Roman" w:cs="Times New Roman" w:eastAsia="Times New Roman" w:hAnsi="Times New Roman"/>
-                <w:b w:val="0"/>
-                <w:bCs w:val="0"/>
-                <w:i w:val="0"/>
-                <w:iCs w:val="0"/>
-                <w:smallCaps w:val="0"/>
-                <w:strike w:val="0"/>
-                <w:color w:val="000000"/>
-                <w:sz w:val="20"/>
-                <w:szCs w:val="20"/>
-                <w:u w:val="none"/>
-                <w:shd w:fill="auto" w:val="clear"/>
-                <w:vertAlign w:val="baseline"/>
-                <w:rtl w:val="0"/>
-              </w:rPr>
-              <w:t xml:space="preserve">Design and develop</w:t>
-            </w:r>
-            <w:r>
-              <w:rPr>
-                <w:rFonts w:ascii="Times New Roman" w:cs="Times New Roman" w:eastAsia="Times New Roman" w:hAnsi="Times New Roman"/>
-                <w:sz w:val="20"/>
-                <w:szCs w:val="20"/>
-                <w:rtl w:val="0"/>
-              </w:rPr>
-              <w:t xml:space="preserve"> </w:t>
-            </w:r>
-            <w:r>
-              <w:rPr>
-                <w:rFonts w:ascii="Times New Roman" w:cs="Times New Roman" w:eastAsia="Times New Roman" w:hAnsi="Times New Roman"/>
-                <w:b w:val="0"/>
-                <w:bCs w:val="0"/>
-                <w:i w:val="0"/>
-                <w:iCs w:val="0"/>
-                <w:smallCaps w:val="0"/>
-                <w:strike w:val="0"/>
-                <w:color w:val="000000"/>
-                <w:sz w:val="20"/>
-                <w:szCs w:val="20"/>
-                <w:u w:val="none"/>
-                <w:shd w:fill="auto" w:val="clear"/>
-                <w:vertAlign w:val="baseline"/>
-                <w:rtl w:val="0"/>
-              </w:rPr>
-              <w:t xml:space="preserve">dynamic</w:t>
-            </w:r>
-            <w:r>
-              <w:rPr>
-                <w:rFonts w:ascii="Times New Roman" w:cs="Times New Roman" w:eastAsia="Times New Roman" w:hAnsi="Times New Roman"/>
-                <w:sz w:val="20"/>
-                <w:szCs w:val="20"/>
-                <w:rtl w:val="0"/>
-              </w:rPr>
-              <w:t xml:space="preserve"> </w:t>
-            </w:r>
-            <w:r>
-              <w:rPr>
-                <w:rFonts w:ascii="Times New Roman" w:cs="Times New Roman" w:eastAsia="Times New Roman" w:hAnsi="Times New Roman"/>
-                <w:b w:val="0"/>
-                <w:bCs w:val="0"/>
-                <w:i w:val="0"/>
-                <w:iCs w:val="0"/>
-                <w:smallCaps w:val="0"/>
-                <w:strike w:val="0"/>
-                <w:color w:val="000000"/>
-                <w:sz w:val="20"/>
-                <w:szCs w:val="20"/>
-                <w:u w:val="none"/>
-                <w:shd w:fill="auto" w:val="clear"/>
-                <w:vertAlign w:val="baseline"/>
-                <w:rtl w:val="0"/>
-              </w:rPr>
-              <w:t xml:space="preserve">web </w:t>
-            </w:r>
-            <w:r>
-              <w:rPr>
-                <w:rFonts w:ascii="Times New Roman" w:cs="Times New Roman" w:eastAsia="Times New Roman" w:hAnsi="Times New Roman"/>
-                <w:sz w:val="20"/>
-                <w:szCs w:val="20"/>
-                <w:rtl w:val="0"/>
-              </w:rPr>
-              <w:t xml:space="preserve">applications using PHP.</w:t>
-            </w:r>
-            <w:r>
-              <w:rPr>
-                <w:rFonts w:ascii="Times New Roman" w:cs="Times New Roman" w:eastAsia="Times New Roman" w:hAnsi="Times New Roman"/>
-                <w:b w:val="0"/>
-                <w:bCs w:val="0"/>
-                <w:i w:val="0"/>
-                <w:iCs w:val="0"/>
-                <w:smallCaps w:val="0"/>
-                <w:strike w:val="0"/>
-                <w:color w:val="000000"/>
-                <w:sz w:val="20"/>
-                <w:szCs w:val="20"/>
-                <w:u w:val="none"/>
-                <w:shd w:fill="auto" w:val="clear"/>
-                <w:vertAlign w:val="baseline"/>
-                <w:rtl w:val="0"/>
-              </w:rPr>
-              <w:br w:type="textWrapping"/>
-            </w:r>
-          </w:p>
-          <w:p>
-            <w:pPr>
-              <w:keepNext w:val="0"/>
-              <w:keepLines w:val="0"/>
-              <w:pageBreakBefore w:val="0"/>
-              <w:widowControl w:val="1"/>
-              <w:numPr>
-                <w:ilvl w:val="0"/>
-                <w:numId w:val="4"/>
-              </w:numPr>
-              <w:pBdr>
-                <w:top w:space="0" w:sz="0" w:val="nil"/>
-                <w:left w:space="0" w:sz="0" w:val="nil"/>
-                <w:bottom w:space="0" w:sz="0" w:val="nil"/>
-                <w:right w:space="0" w:sz="0" w:val="nil"/>
-                <w:between w:space="0" w:sz="0" w:val="nil"/>
-              </w:pBdr>
-              <w:shd w:fill="auto" w:val="clear"/>
-              <w:spacing w:after="0" w:before="0" w:line="276" w:lineRule="auto"/>
-              <w:ind w:left="720" w:right="0" w:hanging="360"/>
-              <w:jc w:val="left"/>
-              <w:rPr>
-                <w:b w:val="0"/>
-                <w:bCs w:val="0"/>
-                <w:i w:val="0"/>
-                <w:iCs w:val="0"/>
-                <w:smallCaps w:val="0"/>
-                <w:strike w:val="0"/>
-                <w:color w:val="000000"/>
-                <w:sz w:val="20"/>
-                <w:szCs w:val="20"/>
-                <w:u w:val="none"/>
-                <w:shd w:fill="auto" w:val="clear"/>
-                <w:vertAlign w:val="baseline"/>
-              </w:rPr>
-            </w:pPr>
-            <w:r>
-              <w:rPr>
-                <w:rFonts w:ascii="Times New Roman" w:cs="Times New Roman" w:eastAsia="Times New Roman" w:hAnsi="Times New Roman"/>
-                <w:b w:val="0"/>
-                <w:bCs w:val="0"/>
-                <w:i w:val="0"/>
-                <w:iCs w:val="0"/>
-                <w:smallCaps w:val="0"/>
-                <w:strike w:val="0"/>
-                <w:color w:val="000000"/>
-                <w:sz w:val="20"/>
-                <w:szCs w:val="20"/>
-                <w:u w:val="none"/>
-                <w:shd w:fill="auto" w:val="clear"/>
-                <w:vertAlign w:val="baseline"/>
-                <w:rtl w:val="0"/>
-              </w:rPr>
-              <w:t xml:space="preserve">Maintaining, debugging and upgrading existing websites.</w:t>
-              <w:br w:type="textWrapping"/>
-            </w:r>
-          </w:p>
-          <w:p>
-            <w:pPr>
-              <w:keepNext w:val="0"/>
-              <w:keepLines w:val="0"/>
-              <w:pageBreakBefore w:val="0"/>
-              <w:widowControl w:val="1"/>
               <w:numPr>
                 <w:ilvl w:val="0"/>
                 <w:numId w:val="3"/>
               </w:numPr>
-              <w:pBdr>
-                <w:top w:space="0" w:sz="0" w:val="nil"/>
-                <w:left w:space="0" w:sz="0" w:val="nil"/>
-                <w:bottom w:space="0" w:sz="0" w:val="nil"/>
-                <w:right w:space="0" w:sz="0" w:val="nil"/>
-                <w:between w:space="0" w:sz="0" w:val="nil"/>
-              </w:pBdr>
-              <w:shd w:fill="auto" w:val="clear"/>
-              <w:spacing w:after="0" w:before="0" w:line="276" w:lineRule="auto"/>
-              <w:ind w:left="720" w:right="0" w:hanging="360"/>
-              <w:jc w:val="left"/>
-              <w:rPr>
-                <w:b w:val="0"/>
-                <w:bCs w:val="0"/>
-                <w:i w:val="0"/>
-                <w:iCs w:val="0"/>
-                <w:smallCaps w:val="0"/>
-                <w:strike w:val="0"/>
-                <w:color w:val="000000"/>
-                <w:sz w:val="20"/>
-                <w:szCs w:val="20"/>
-                <w:u w:val="none"/>
-                <w:shd w:fill="auto" w:val="clear"/>
-                <w:vertAlign w:val="baseline"/>
-              </w:rPr>
-            </w:pPr>
-            <w:r>
-              <w:rPr>
-                <w:rFonts w:ascii="Times New Roman" w:cs="Times New Roman" w:eastAsia="Times New Roman" w:hAnsi="Times New Roman"/>
-                <w:b w:val="0"/>
-                <w:bCs w:val="0"/>
-                <w:i w:val="0"/>
-                <w:iCs w:val="0"/>
-                <w:smallCaps w:val="0"/>
-                <w:strike w:val="0"/>
-                <w:color w:val="000000"/>
-                <w:sz w:val="20"/>
-                <w:szCs w:val="20"/>
-                <w:u w:val="none"/>
-                <w:shd w:fill="auto" w:val="clear"/>
-                <w:vertAlign w:val="baseline"/>
-                <w:rtl w:val="0"/>
-              </w:rPr>
-              <w:t xml:space="preserve">Communicate key insights and findings to the developer team.</w:t>
-              <w:br w:type="textWrapping"/>
-            </w:r>
-          </w:p>
-          <w:p>
-            <w:pPr>
-              <w:keepNext w:val="0"/>
-              <w:keepLines w:val="0"/>
-              <w:pageBreakBefore w:val="0"/>
-              <w:widowControl w:val="1"/>
+              <w:spacing w:after="300" w:before="300" w:lineRule="auto"/>
+              <w:ind w:left="720" w:hanging="360"/>
+              <w:rPr>
+                <w:sz w:val="20"/>
+                <w:szCs w:val="20"/>
+              </w:rPr>
+            </w:pPr>
+            <w:r>
+              <w:rPr>
+                <w:rFonts w:ascii="Times New Roman" w:cs="Times New Roman" w:eastAsia="Times New Roman" w:hAnsi="Times New Roman"/>
+                <w:sz w:val="20"/>
+                <w:szCs w:val="20"/>
+                <w:rtl w:val="0"/>
+              </w:rPr>
+              <w:t xml:space="preserve">Joining as an intern for 2 semesters (8 months including semester break).</w:t>
+            </w:r>
+          </w:p>
+          <w:p>
+            <w:pPr>
               <w:numPr>
                 <w:ilvl w:val="0"/>
                 <w:numId w:val="3"/>
               </w:numPr>
-              <w:pBdr>
-                <w:top w:space="0" w:sz="0" w:val="nil"/>
-                <w:left w:space="0" w:sz="0" w:val="nil"/>
-                <w:bottom w:space="0" w:sz="0" w:val="nil"/>
-                <w:right w:space="0" w:sz="0" w:val="nil"/>
-                <w:between w:space="0" w:sz="0" w:val="nil"/>
-              </w:pBdr>
-              <w:shd w:fill="auto" w:val="clear"/>
-              <w:spacing w:after="0" w:before="0" w:line="276" w:lineRule="auto"/>
-              <w:ind w:left="720" w:right="0" w:hanging="360"/>
-              <w:jc w:val="left"/>
-              <w:rPr>
-                <w:b w:val="0"/>
-                <w:bCs w:val="0"/>
-                <w:i w:val="0"/>
-                <w:iCs w:val="0"/>
-                <w:smallCaps w:val="0"/>
-                <w:strike w:val="0"/>
-                <w:color w:val="000000"/>
-                <w:sz w:val="20"/>
-                <w:szCs w:val="20"/>
-                <w:u w:val="none"/>
-                <w:shd w:fill="auto" w:val="clear"/>
-                <w:vertAlign w:val="baseline"/>
-              </w:rPr>
-            </w:pPr>
-            <w:r>
-              <w:rPr>
-                <w:rFonts w:ascii="Times New Roman" w:cs="Times New Roman" w:eastAsia="Times New Roman" w:hAnsi="Times New Roman"/>
-                <w:b w:val="0"/>
-                <w:bCs w:val="0"/>
-                <w:i w:val="0"/>
-                <w:iCs w:val="0"/>
-                <w:smallCaps w:val="0"/>
-                <w:strike w:val="0"/>
-                <w:color w:val="000000"/>
-                <w:sz w:val="20"/>
-                <w:szCs w:val="20"/>
-                <w:u w:val="none"/>
-                <w:shd w:fill="auto" w:val="clear"/>
-                <w:vertAlign w:val="baseline"/>
-                <w:rtl w:val="0"/>
-              </w:rPr>
-              <w:t xml:space="preserve">Adapt to the fast paced and start-up style working environment, involved everything including fixing bugs, developing new f</w:t>
-            </w:r>
-            <w:r>
-              <w:rPr>
-                <w:rFonts w:ascii="Times New Roman" w:cs="Times New Roman" w:eastAsia="Times New Roman" w:hAnsi="Times New Roman"/>
-                <w:sz w:val="20"/>
-                <w:szCs w:val="20"/>
-                <w:rtl w:val="0"/>
-              </w:rPr>
-              <w:t xml:space="preserve">eatures </w:t>
-            </w:r>
-            <w:r>
-              <w:rPr>
-                <w:rFonts w:ascii="Times New Roman" w:cs="Times New Roman" w:eastAsia="Times New Roman" w:hAnsi="Times New Roman"/>
-                <w:b w:val="0"/>
-                <w:bCs w:val="0"/>
-                <w:i w:val="0"/>
-                <w:iCs w:val="0"/>
-                <w:smallCaps w:val="0"/>
-                <w:strike w:val="0"/>
-                <w:color w:val="000000"/>
-                <w:sz w:val="20"/>
-                <w:szCs w:val="20"/>
-                <w:u w:val="none"/>
-                <w:shd w:fill="auto" w:val="clear"/>
-                <w:vertAlign w:val="baseline"/>
-                <w:rtl w:val="0"/>
-              </w:rPr>
-              <w:t xml:space="preserve"> and </w:t>
-            </w:r>
-            <w:r>
-              <w:rPr>
-                <w:rFonts w:ascii="Times New Roman" w:cs="Times New Roman" w:eastAsia="Times New Roman" w:hAnsi="Times New Roman"/>
-                <w:sz w:val="20"/>
-                <w:szCs w:val="20"/>
-                <w:rtl w:val="0"/>
-              </w:rPr>
-              <w:t xml:space="preserve">communicating</w:t>
-            </w:r>
-            <w:r>
-              <w:rPr>
-                <w:rFonts w:ascii="Times New Roman" w:cs="Times New Roman" w:eastAsia="Times New Roman" w:hAnsi="Times New Roman"/>
-                <w:b w:val="0"/>
-                <w:bCs w:val="0"/>
-                <w:i w:val="0"/>
-                <w:iCs w:val="0"/>
-                <w:smallCaps w:val="0"/>
-                <w:strike w:val="0"/>
-                <w:color w:val="000000"/>
-                <w:sz w:val="20"/>
-                <w:szCs w:val="20"/>
-                <w:u w:val="none"/>
-                <w:shd w:fill="auto" w:val="clear"/>
-                <w:vertAlign w:val="baseline"/>
-                <w:rtl w:val="0"/>
-              </w:rPr>
-              <w:t xml:space="preserve"> with clients.</w:t>
+              <w:spacing w:after="300" w:before="300" w:lineRule="auto"/>
+              <w:ind w:left="720" w:hanging="360"/>
+              <w:rPr>
+                <w:sz w:val="20"/>
+                <w:szCs w:val="20"/>
+              </w:rPr>
+            </w:pPr>
+            <w:r>
+              <w:rPr>
+                <w:rFonts w:ascii="Times New Roman" w:cs="Times New Roman" w:eastAsia="Times New Roman" w:hAnsi="Times New Roman"/>
+                <w:sz w:val="20"/>
+                <w:szCs w:val="20"/>
+                <w:rtl w:val="0"/>
+              </w:rPr>
+              <w:t xml:space="preserve">Design and develop dynamic web applications using PHP.</w:t>
             </w:r>
             <w:r>
               <w:rPr>
@@ -3702,226 +3374,6 @@
       </w:rPr>
     </w:lvl>
   </w:abstractNum>
-  <w:abstractNum w:abstractNumId="4">
-    <w:lvl w:ilvl="0">
-      <w:start w:val="1"/>
-      <w:numFmt w:val="bullet"/>
-      <w:lvlText w:val="-"/>
-      <w:lvlJc w:val="left"/>
-      <w:pPr>
-        <w:ind w:left="720" w:hanging="360"/>
-      </w:pPr>
-      <w:rPr>
-        <w:rFonts w:ascii="Calibri" w:cs="Calibri" w:eastAsia="Calibri" w:hAnsi="Calibri"/>
-      </w:rPr>
-    </w:lvl>
-    <w:lvl w:ilvl="1">
-      <w:start w:val="1"/>
-      <w:numFmt w:val="bullet"/>
-      <w:lvlText w:val="o"/>
-      <w:lvlJc w:val="left"/>
-      <w:pPr>
-        <w:ind w:left="1440" w:hanging="360"/>
-      </w:pPr>
-      <w:rPr>
-        <w:rFonts w:ascii="Courier New" w:cs="Courier New" w:eastAsia="Courier New" w:hAnsi="Courier New"/>
-      </w:rPr>
-    </w:lvl>
-    <w:lvl w:ilvl="2">
-      <w:start w:val="1"/>
-      <w:numFmt w:val="bullet"/>
-      <w:lvlText w:val="▪"/>
-      <w:lvlJc w:val="left"/>
-      <w:pPr>
-        <w:ind w:left="2160" w:hanging="360"/>
-      </w:pPr>
-      <w:rPr>
-        <w:rFonts w:ascii="Noto Sans Symbols" w:cs="Noto Sans Symbols" w:eastAsia="Noto Sans Symbols" w:hAnsi="Noto Sans Symbols"/>
-      </w:rPr>
-    </w:lvl>
-    <w:lvl w:ilvl="3">
-      <w:start w:val="1"/>
-      <w:numFmt w:val="bullet"/>
-      <w:lvlText w:val="●"/>
-      <w:lvlJc w:val="left"/>
-      <w:pPr>
-        <w:ind w:left="2880" w:hanging="360"/>
-      </w:pPr>
-      <w:rPr>
-        <w:rFonts w:ascii="Noto Sans Symbols" w:cs="Noto Sans Symbols" w:eastAsia="Noto Sans Symbols" w:hAnsi="Noto Sans Symbols"/>
-      </w:rPr>
-    </w:lvl>
-    <w:lvl w:ilvl="4">
-      <w:start w:val="1"/>
-      <w:numFmt w:val="bullet"/>
-      <w:lvlText w:val="o"/>
-      <w:lvlJc w:val="left"/>
-      <w:pPr>
-        <w:ind w:left="3600" w:hanging="360"/>
-      </w:pPr>
-      <w:rPr>
-        <w:rFonts w:ascii="Courier New" w:cs="Courier New" w:eastAsia="Courier New" w:hAnsi="Courier New"/>
-      </w:rPr>
-    </w:lvl>
-    <w:lvl w:ilvl="5">
-      <w:start w:val="1"/>
-      <w:numFmt w:val="bullet"/>
-      <w:lvlText w:val="▪"/>
-      <w:lvlJc w:val="left"/>
-      <w:pPr>
-        <w:ind w:left="4320" w:hanging="360"/>
-      </w:pPr>
-      <w:rPr>
-        <w:rFonts w:ascii="Noto Sans Symbols" w:cs="Noto Sans Symbols" w:eastAsia="Noto Sans Symbols" w:hAnsi="Noto Sans Symbols"/>
-      </w:rPr>
-    </w:lvl>
-    <w:lvl w:ilvl="6">
-      <w:start w:val="1"/>
-      <w:numFmt w:val="bullet"/>
-      <w:lvlText w:val="●"/>
-      <w:lvlJc w:val="left"/>
-      <w:pPr>
-        <w:ind w:left="5040" w:hanging="360"/>
-      </w:pPr>
-      <w:rPr>
-        <w:rFonts w:ascii="Noto Sans Symbols" w:cs="Noto Sans Symbols" w:eastAsia="Noto Sans Symbols" w:hAnsi="Noto Sans Symbols"/>
-      </w:rPr>
-    </w:lvl>
-    <w:lvl w:ilvl="7">
-      <w:start w:val="1"/>
-      <w:numFmt w:val="bullet"/>
-      <w:lvlText w:val="o"/>
-      <w:lvlJc w:val="left"/>
-      <w:pPr>
-        <w:ind w:left="5760" w:hanging="360"/>
-      </w:pPr>
-      <w:rPr>
-        <w:rFonts w:ascii="Courier New" w:cs="Courier New" w:eastAsia="Courier New" w:hAnsi="Courier New"/>
-      </w:rPr>
-    </w:lvl>
-    <w:lvl w:ilvl="8">
-      <w:start w:val="1"/>
-      <w:numFmt w:val="bullet"/>
-      <w:lvlText w:val="▪"/>
-      <w:lvlJc w:val="left"/>
-      <w:pPr>
-        <w:ind w:left="6480" w:hanging="360"/>
-      </w:pPr>
-      <w:rPr>
-        <w:rFonts w:ascii="Noto Sans Symbols" w:cs="Noto Sans Symbols" w:eastAsia="Noto Sans Symbols" w:hAnsi="Noto Sans Symbols"/>
-      </w:rPr>
-    </w:lvl>
-  </w:abstractNum>
-  <w:abstractNum w:abstractNumId="5">
-    <w:lvl w:ilvl="0">
-      <w:start w:val="1"/>
-      <w:numFmt w:val="bullet"/>
-      <w:lvlText w:val="-"/>
-      <w:lvlJc w:val="left"/>
-      <w:pPr>
-        <w:ind w:left="720" w:hanging="360"/>
-      </w:pPr>
-      <w:rPr>
-        <w:rFonts w:ascii="Calibri" w:cs="Calibri" w:eastAsia="Calibri" w:hAnsi="Calibri"/>
-      </w:rPr>
-    </w:lvl>
-    <w:lvl w:ilvl="1">
-      <w:start w:val="1"/>
-      <w:numFmt w:val="bullet"/>
-      <w:lvlText w:val="o"/>
-      <w:lvlJc w:val="left"/>
-      <w:pPr>
-        <w:ind w:left="1440" w:hanging="360"/>
-      </w:pPr>
-      <w:rPr>
-        <w:rFonts w:ascii="Courier New" w:cs="Courier New" w:eastAsia="Courier New" w:hAnsi="Courier New"/>
-      </w:rPr>
-    </w:lvl>
-    <w:lvl w:ilvl="2">
-      <w:start w:val="1"/>
-      <w:numFmt w:val="bullet"/>
-      <w:lvlText w:val="▪"/>
-      <w:lvlJc w:val="left"/>
-      <w:pPr>
-        <w:ind w:left="2160" w:hanging="360"/>
-      </w:pPr>
-      <w:rPr>
-        <w:rFonts w:ascii="Noto Sans Symbols" w:cs="Noto Sans Symbols" w:eastAsia="Noto Sans Symbols" w:hAnsi="Noto Sans Symbols"/>
-      </w:rPr>
-    </w:lvl>
-    <w:lvl w:ilvl="3">
-      <w:start w:val="1"/>
-      <w:numFmt w:val="bullet"/>
-      <w:lvlText w:val="●"/>
-      <w:lvlJc w:val="left"/>
-      <w:pPr>
-        <w:ind w:left="2880" w:hanging="360"/>
-      </w:pPr>
-      <w:rPr>
-        <w:rFonts w:ascii="Noto Sans Symbols" w:cs="Noto Sans Symbols" w:eastAsia="Noto Sans Symbols" w:hAnsi="Noto Sans Symbols"/>
-      </w:rPr>
-    </w:lvl>
-    <w:lvl w:ilvl="4">
-      <w:start w:val="1"/>
-      <w:numFmt w:val="bullet"/>
-      <w:lvlText w:val="o"/>
-      <w:lvlJc w:val="left"/>
-      <w:pPr>
-        <w:ind w:left="3600" w:hanging="360"/>
-      </w:pPr>
-      <w:rPr>
-        <w:rFonts w:ascii="Courier New" w:cs="Courier New" w:eastAsia="Courier New" w:hAnsi="Courier New"/>
-      </w:rPr>
-    </w:lvl>
-    <w:lvl w:ilvl="5">
-      <w:start w:val="1"/>
-      <w:numFmt w:val="bullet"/>
-      <w:lvlText w:val="▪"/>
-      <w:lvlJc w:val="left"/>
-      <w:pPr>
-        <w:ind w:left="4320" w:hanging="360"/>
-      </w:pPr>
-      <w:rPr>
-        <w:rFonts w:ascii="Noto Sans Symbols" w:cs="Noto Sans Symbols" w:eastAsia="Noto Sans Symbols" w:hAnsi="Noto Sans Symbols"/>
-      </w:rPr>
-    </w:lvl>
-    <w:lvl w:ilvl="6">
-      <w:start w:val="1"/>
-      <w:numFmt w:val="bullet"/>
-      <w:lvlText w:val="●"/>
-      <w:lvlJc w:val="left"/>
-      <w:pPr>
-        <w:ind w:left="5040" w:hanging="360"/>
-      </w:pPr>
-      <w:rPr>
-        <w:rFonts w:ascii="Noto Sans Symbols" w:cs="Noto Sans Symbols" w:eastAsia="Noto Sans Symbols" w:hAnsi="Noto Sans Symbols"/>
-      </w:rPr>
-    </w:lvl>
-    <w:lvl w:ilvl="7">
-      <w:start w:val="1"/>
-      <w:numFmt w:val="bullet"/>
-      <w:lvlText w:val="o"/>
-      <w:lvlJc w:val="left"/>
-      <w:pPr>
-        <w:ind w:left="5760" w:hanging="360"/>
-      </w:pPr>
-      <w:rPr>
-        <w:rFonts w:ascii="Courier New" w:cs="Courier New" w:eastAsia="Courier New" w:hAnsi="Courier New"/>
-      </w:rPr>
-    </w:lvl>
-    <w:lvl w:ilvl="8">
-      <w:start w:val="1"/>
-      <w:numFmt w:val="bullet"/>
-      <w:lvlText w:val="▪"/>
-      <w:lvlJc w:val="left"/>
-      <w:pPr>
-        <w:ind w:left="6480" w:hanging="360"/>
-      </w:pPr>
-      <w:rPr>
-        <w:rFonts w:ascii="Noto Sans Symbols" w:cs="Noto Sans Symbols" w:eastAsia="Noto Sans Symbols" w:hAnsi="Noto Sans Symbols"/>
-      </w:rPr>
-    </w:lvl>
-  </w:abstractNum>
   <w:num w:numId="1">
     <w:abstractNumId w:val="1"/>
   </w:num>
@@ -3930,12 +3382,6 @@
   </w:num>
   <w:num w:numId="3">
     <w:abstractNumId w:val="3"/>
-  </w:num>
-  <w:num w:numId="4">
-    <w:abstractNumId w:val="4"/>
-  </w:num>
-  <w:num w:numId="5">
-    <w:abstractNumId w:val="5"/>
   </w:num>
 </w:numbering>
 </file>

--- a/public/Hoo Jun Zhe_resume.docx
+++ b/public/Hoo Jun Zhe_resume.docx
@@ -2721,7 +2721,7 @@
           <w:szCs w:val="20"/>
           <w:rtl w:val="0"/>
         </w:rPr>
-        <w:t xml:space="preserve">Jira, Confluence, Figma, Agile methodology, Process mapping,  Microsoft Excel and PowerPoint, Generative AI tools.</w:t>
+        <w:t xml:space="preserve">Jira and Confluence, Figma, Agile methodology, Process mapping, SQL, Excel, PowerPoint, Generative AI tools.</w:t>
       </w:r>
       <w:r>
         <w:rPr>

--- a/public/Hoo Jun Zhe_resume.docx
+++ b/public/Hoo Jun Zhe_resume.docx
@@ -79,46 +79,35 @@
         <w:r>
           <w:rPr>
             <w:rFonts w:ascii="Times New Roman" w:cs="Times New Roman" w:eastAsia="Times New Roman" w:hAnsi="Times New Roman"/>
-            <w:color w:val="0000ff"/>
+            <w:color w:val="1155cc"/>
             <w:sz w:val="20"/>
             <w:szCs w:val="20"/>
             <w:u w:val="single"/>
             <w:rtl w:val="0"/>
           </w:rPr>
-          <w:t xml:space="preserve">https://www.linkedin.com/in/hoojunzhe</w:t>
+          <w:t xml:space="preserve">LinkedIn</w:t>
         </w:r>
       </w:hyperlink>
+      <w:r>
+        <w:rPr>
+          <w:rFonts w:ascii="Times New Roman" w:cs="Times New Roman" w:eastAsia="Times New Roman" w:hAnsi="Times New Roman"/>
+          <w:sz w:val="20"/>
+          <w:szCs w:val="20"/>
+          <w:rtl w:val="0"/>
+        </w:rPr>
+        <w:t xml:space="preserve">   |    </w:t>
+      </w:r>
       <w:hyperlink r:id="rId8">
         <w:r>
           <w:rPr>
             <w:rFonts w:ascii="Times New Roman" w:cs="Times New Roman" w:eastAsia="Times New Roman" w:hAnsi="Times New Roman"/>
-            <w:color w:val="0000ff"/>
-            <w:u w:val="single"/>
-            <w:rtl w:val="0"/>
-          </w:rPr>
-          <w:t xml:space="preserve">/</w:t>
-        </w:r>
-      </w:hyperlink>
-      <w:r>
-        <w:rPr>
-          <w:rFonts w:ascii="Times New Roman" w:cs="Times New Roman" w:eastAsia="Times New Roman" w:hAnsi="Times New Roman"/>
-          <w:sz w:val="20"/>
-          <w:szCs w:val="20"/>
-          <w:rtl w:val="0"/>
-        </w:rPr>
-        <w:t xml:space="preserve">   |    </w:t>
-      </w:r>
-      <w:hyperlink r:id="rId9">
-        <w:r>
-          <w:rPr>
-            <w:rFonts w:ascii="Times New Roman" w:cs="Times New Roman" w:eastAsia="Times New Roman" w:hAnsi="Times New Roman"/>
-            <w:color w:val="0000ff"/>
+            <w:color w:val="1155cc"/>
             <w:sz w:val="20"/>
             <w:szCs w:val="20"/>
             <w:u w:val="single"/>
             <w:rtl w:val="0"/>
           </w:rPr>
-          <w:t xml:space="preserve">https://github.com/hoojunzhe</w:t>
+          <w:t xml:space="preserve">My Website</w:t>
         </w:r>
       </w:hyperlink>
       <w:r>
@@ -712,10 +701,6 @@
               <w:keepLines w:val="0"/>
               <w:pageBreakBefore w:val="0"/>
               <w:widowControl w:val="1"/>
-              <w:numPr>
-                <w:ilvl w:val="0"/>
-                <w:numId w:val="2"/>
-              </w:numPr>
               <w:pBdr>
                 <w:top w:space="0" w:sz="0" w:val="nil"/>
                 <w:left w:space="0" w:sz="0" w:val="nil"/>
@@ -725,31 +710,22 @@
               </w:pBdr>
               <w:shd w:fill="auto" w:val="clear"/>
               <w:spacing w:after="0" w:before="0" w:line="276" w:lineRule="auto"/>
-              <w:ind w:left="720" w:right="0" w:hanging="360"/>
+              <w:ind w:left="720" w:right="0" w:firstLine="0"/>
               <w:jc w:val="left"/>
               <w:rPr>
-                <w:b w:val="0"/>
-                <w:bCs w:val="0"/>
-                <w:i w:val="0"/>
-                <w:iCs w:val="0"/>
-                <w:smallCaps w:val="0"/>
-                <w:strike w:val="0"/>
-                <w:color w:val="000000"/>
-                <w:sz w:val="20"/>
-                <w:szCs w:val="20"/>
-                <w:u w:val="none"/>
-                <w:shd w:fill="auto" w:val="clear"/>
-                <w:vertAlign w:val="baseline"/>
-              </w:rPr>
-            </w:pPr>
-            <w:r>
-              <w:rPr>
-                <w:rFonts w:ascii="Times New Roman" w:cs="Times New Roman" w:eastAsia="Times New Roman" w:hAnsi="Times New Roman"/>
-                <w:sz w:val="20"/>
-                <w:szCs w:val="20"/>
-                <w:rtl w:val="0"/>
-              </w:rPr>
-              <w:t xml:space="preserve">Main PIC of SG insurance app and React Native migration project, to manage the following:</w:t>
+                <w:rFonts w:ascii="Times New Roman" w:cs="Times New Roman" w:eastAsia="Times New Roman" w:hAnsi="Times New Roman"/>
+                <w:sz w:val="20"/>
+                <w:szCs w:val="20"/>
+              </w:rPr>
+            </w:pPr>
+            <w:r>
+              <w:rPr>
+                <w:rFonts w:ascii="Times New Roman" w:cs="Times New Roman" w:eastAsia="Times New Roman" w:hAnsi="Times New Roman"/>
+                <w:sz w:val="20"/>
+                <w:szCs w:val="20"/>
+                <w:rtl w:val="0"/>
+              </w:rPr>
+              <w:t xml:space="preserve">Main consultant for SG insurance mobile app project and React Native migration project, to manage the following:</w:t>
               <w:br w:type="textWrapping"/>
             </w:r>
           </w:p>
@@ -2420,7 +2396,7 @@
         </w:rPr>
         <w:t xml:space="preserve">My Portfolio Website (</w:t>
       </w:r>
-      <w:hyperlink r:id="rId10">
+      <w:hyperlink r:id="rId9">
         <w:r>
           <w:rPr>
             <w:rFonts w:ascii="Times New Roman" w:cs="Times New Roman" w:eastAsia="Times New Roman" w:hAnsi="Times New Roman"/>
@@ -2505,7 +2481,7 @@
         </w:rPr>
         <w:t xml:space="preserve">Cryptocurrency Tracker (</w:t>
       </w:r>
-      <w:hyperlink r:id="rId11">
+      <w:hyperlink r:id="rId10">
         <w:r>
           <w:rPr>
             <w:rFonts w:ascii="Times New Roman" w:cs="Times New Roman" w:eastAsia="Times New Roman" w:hAnsi="Times New Roman"/>
@@ -2606,7 +2582,7 @@
         </w:rPr>
         <w:t xml:space="preserve">React Todo List (</w:t>
       </w:r>
-      <w:hyperlink r:id="rId12">
+      <w:hyperlink r:id="rId11">
         <w:r>
           <w:rPr>
             <w:rFonts w:ascii="Times New Roman" w:cs="Times New Roman" w:eastAsia="Times New Roman" w:hAnsi="Times New Roman"/>
@@ -2700,6 +2676,7 @@
           <w:rtl w:val="0"/>
         </w:rPr>
         <w:t xml:space="preserve">SKILLS</w:t>
+        <w:br w:type="textWrapping"/>
       </w:r>
       <w:r>
         <w:rPr>
@@ -2786,6 +2763,7 @@
           <w:rtl w:val="0"/>
         </w:rPr>
         <w:t xml:space="preserve">SPOKEN LANGUAGES</w:t>
+        <w:br w:type="textWrapping"/>
       </w:r>
     </w:p>
     <w:p>

--- a/public/Hoo Jun Zhe_resume.docx
+++ b/public/Hoo Jun Zhe_resume.docx
@@ -2698,7 +2698,7 @@
           <w:szCs w:val="20"/>
           <w:rtl w:val="0"/>
         </w:rPr>
-        <w:t xml:space="preserve">Jira and Confluence, Figma, Agile methodology, Process mapping, SQL, Excel, PowerPoint, Generative AI tools.</w:t>
+        <w:t xml:space="preserve">Jira and Confluence, Figma, Agile methodology, Process mapping, User Acceptance Testing, SQL, Excel, Generative AI tools.</w:t>
       </w:r>
       <w:r>
         <w:rPr>
